--- a/docs/HairMNL-90-Day-Modernization-Roadmap.docx
+++ b/docs/HairMNL-90-Day-Modernization-Roadmap.docx
@@ -65,7 +65,7 @@
           <w:sz w:val="20"/>
           <w:szCs w:val="20"/>
         </w:rPr>
-        <w:t>Updated May 6, 2026</w:t>
+        <w:t>Updated May 14, 2026</w:t>
       </w:r>
     </w:p>
     <w:tbl>
@@ -138,123 +138,19 @@
             </w:tcMar>
           </w:tcPr>
           <w:p>
-            <w:pPr>
-              <w:spacing w:after="120"/>
-            </w:pPr>
             <w:r>
-              <w:rPr>
-                <w:rFonts w:ascii="Calibri" w:cs="Calibri" w:eastAsia="Calibri" w:hAnsi="Calibri"/>
-                <w:b/>
-                <w:bCs/>
-                <w:color w:val="1E2761"/>
-                <w:sz w:val="22"/>
-                <w:szCs w:val="22"/>
-              </w:rPr>
-              <w:t xml:space="preserve">Performance: </w:t>
-            </w:r>
-            <w:r>
-              <w:rPr>
-                <w:rFonts w:ascii="Calibri" w:cs="Calibri" w:eastAsia="Calibri" w:hAnsi="Calibri"/>
-                <w:sz w:val="22"/>
-                <w:szCs w:val="22"/>
-              </w:rPr>
-              <w:t>Mobile main-thread blocking time down ~65% from baseline. Desktop blocking time down ~86%. GA4 RUM (7-day, n=25k+): LCP 84.6% good, CLS 91.1% good, INP 83.2% good. CLS field CrUX validation expected May 9.</w:t>
-            </w:r>
-          </w:p>
-          <w:p>
-            <w:pPr>
-              <w:spacing w:after="120"/>
-            </w:pPr>
-            <w:r>
-              <w:rPr>
-                <w:rFonts w:ascii="Calibri" w:cs="Calibri" w:eastAsia="Calibri" w:hAnsi="Calibri"/>
-                <w:b/>
-                <w:bCs/>
-                <w:color w:val="1E2761"/>
-                <w:sz w:val="22"/>
-                <w:szCs w:val="22"/>
-              </w:rPr>
-              <w:t xml:space="preserve">Code health: </w:t>
-            </w:r>
-            <w:r>
-              <w:rPr>
-                <w:rFonts w:ascii="Calibri" w:cs="Calibri" w:eastAsia="Calibri" w:hAnsi="Calibri"/>
-                <w:sz w:val="22"/>
-                <w:szCs w:val="22"/>
-              </w:rPr>
-              <w:t xml:space="preserve">Theme-check linter offenses 1,554 → 33 (−97.9%). Image-URL filter modernised across 46 files. 8 broken template references stubbed. 5 locale files synced.</w:t>
-            </w:r>
-          </w:p>
-          <w:p>
-            <w:pPr>
-              <w:spacing w:after="120"/>
-            </w:pPr>
-            <w:r>
-              <w:rPr>
-                <w:rFonts w:ascii="Calibri" w:cs="Calibri" w:eastAsia="Calibri" w:hAnsi="Calibri"/>
-                <w:b/>
-                <w:bCs/>
-                <w:color w:val="1E2761"/>
-                <w:sz w:val="22"/>
-                <w:szCs w:val="22"/>
-              </w:rPr>
-              <w:t xml:space="preserve">Cost savings locked: </w:t>
-            </w:r>
-            <w:r>
-              <w:rPr>
-                <w:rFonts w:ascii="Calibri" w:cs="Calibri" w:eastAsia="Calibri" w:hAnsi="Calibri"/>
-                <w:sz w:val="22"/>
-                <w:szCs w:val="22"/>
-              </w:rPr>
-              <w:t xml:space="preserve">$2,388/yr from app rationalisation (Shop Sheriff AMP $1,188 confirmed uninstalled May 2 + smaller items).</w:t>
-            </w:r>
-          </w:p>
-          <w:p>
-            <w:pPr>
-              <w:spacing w:after="120"/>
-            </w:pPr>
-            <w:r>
-              <w:rPr>
-                <w:rFonts w:ascii="Calibri" w:cs="Calibri" w:eastAsia="Calibri" w:hAnsi="Calibri"/>
-                <w:b/>
-                <w:bCs/>
-                <w:color w:val="1E2761"/>
-                <w:sz w:val="22"/>
-                <w:szCs w:val="22"/>
-              </w:rPr>
-              <w:t xml:space="preserve">Cost savings in flight: </w:t>
-            </w:r>
-            <w:r>
-              <w:rPr>
-                <w:rFonts w:ascii="Calibri" w:cs="Calibri" w:eastAsia="Calibri" w:hAnsi="Calibri"/>
-                <w:sz w:val="22"/>
-                <w:szCs w:val="22"/>
-              </w:rPr>
-              <w:t>$3,000–4,200/yr from Vertex AI replacement of LimeSpot. Build: PR-1→PR-6 on draft theme (not yet live). Cutover gated on Decision 2 sign-off. Team feedback rounds 1–3 complete.</w:t>
-            </w:r>
-          </w:p>
-          <w:p>
-            <w:pPr>
-              <w:spacing w:after="120"/>
-            </w:pPr>
-            <w:r>
-              <w:rPr>
-                <w:rFonts w:ascii="Calibri" w:cs="Calibri" w:eastAsia="Calibri" w:hAnsi="Calibri"/>
-                <w:b/>
-                <w:bCs/>
-                <w:color w:val="1E2761"/>
-                <w:sz w:val="22"/>
-                <w:szCs w:val="22"/>
-              </w:rPr>
-              <w:t xml:space="preserve">Decisions on this page (in priority order): </w:t>
-            </w:r>
-            <w:r>
-              <w:rPr>
-                <w:rFonts w:ascii="Calibri" w:cs="Calibri" w:eastAsia="Calibri" w:hAnsi="Calibri"/>
-                <w:sz w:val="22"/>
-                <w:szCs w:val="22"/>
-              </w:rPr>
-              <w:t>(1) apply LimeSpot 4 free admin tweaks now — PENDING [fw8] · (2) approve Vertex cutover when build hits Phase 3 — PENDING [oyw] · (3) Snapchat Pixel + URL Redirect — PENDING [bvs, 3q4] · (4) BSS B2B uninstall — PENDING founder decision [bjk] · (5) confirm app-cleanup list — PENDING [ijh]</w:t>
+              <w:t>Performance: Mobile main-thread blocking time down ~65% from baseline. Desktop blocking time down ~86%. GA4 RUM (7-day, n=25k+): LCP 84.6% good, CLS 91.1% good, INP 83.2% good. CLS field CrUX validation expected May 9.</w:t>
+              <w:br/>
+              <w:t>Code health: Theme-check linter offenses 1,554 → 33 (−97.9%). Image-URL filter modernised across 46 files. 8 broken template references stubbed. 5 locale files synced.</w:t>
+              <w:br/>
+              <w:t>Cost savings locked: $2,388/yr from app rationalisation (Shop Sheriff AMP $1,188 confirmed uninstalled May 2 + smaller items).</w:t>
+              <w:br/>
+              <w:t>Cost savings in flight: $3,000–4,200/yr from Vertex AI replacement of LimeSpot. Build: PR-1→PR-6 on draft theme (not yet live). Cutover gated on Decision 2 sign-off. Team feedback rounds 1–3 complete.</w:t>
+              <w:br/>
+              <w:t>Decisions on this page (in priority order): (1) apply LimeSpot 4 free admin tweaks now — PENDING [fw8] · (2) approve Vertex cutover when build hits Phase 3 — PENDING [oyw] · (3) Snapchat Pixel + URL Redirect — PENDING [bvs, 3q4] · (4) BSS B2B uninstall — PENDING founder decision [bjk] · (5) confirm app-cleanup list — PENDING [ijh]</w:t>
+              <w:br/>
+              <w:br/>
+              <w:t>May 14 update — CrUX p75 real-shopper field data: mobile LCP good 61.9% / CLS good 82.3% / INP good 67.9%. Desktop LCP good 72.8% / CLS good 56.3% / INP good 84.2%. Desktop CLS climbed +25.8 pp since May 6 (30.5% → 56.3% good) — the biggest Phase 2 win. GA4 metric_rating data is now clean (~5% unknown vs ~50% pre-d00-fix on May 13) so future Phase 2 dispatches have reliable RUM signal.</w:t>
             </w:r>
           </w:p>
         </w:tc>
@@ -282,7 +178,7 @@
           <w:sz w:val="32"/>
           <w:szCs w:val="32"/>
         </w:rPr>
-        <w:t>Phase 1 — what's already shipped (Apr 26 → May 6)</w:t>
+        <w:t>Phase 1 — what's already shipped (Apr 26 → May 14)</w:t>
       </w:r>
     </w:p>
     <w:p>
@@ -1413,6 +1309,820 @@
     </w:p>
     <w:p>
       <w:pPr>
+        <w:pStyle w:val="Heading2"/>
+        <w:spacing w:after="160" w:before="280"/>
+      </w:pPr>
+      <w:r>
+        <w:rPr>
+          <w:rFonts w:ascii="Calibri" w:cs="Calibri" w:eastAsia="Calibri" w:hAnsi="Calibri"/>
+          <w:b/>
+          <w:bCs/>
+          <w:color w:val="1E2761"/>
+          <w:sz w:val="26"/>
+          <w:szCs w:val="26"/>
+        </w:rPr>
+        <w:t xml:space="preserve">What we shipped — May 7 → May 14 (Phase 2 sprint)</w:t>
+      </w:r>
+    </w:p>
+    <w:p>
+      <w:pPr>
+        <w:spacing w:after="120"/>
+        <w:jc w:val="center"/>
+      </w:pPr>
+      <w:r>
+        <w:rPr>
+          <w:rFonts w:ascii="Calibri" w:cs="Calibri" w:eastAsia="Calibri" w:hAnsi="Calibri"/>
+          <w:b/>
+          <w:bCs/>
+          <w:color w:val="1E2761"/>
+          <w:sz w:val="36"/>
+          <w:szCs w:val="36"/>
+        </w:rPr>
+        <w:t xml:space="preserve">Eight days, ~50 Beads issues closed, 11 substantive commits. The biggest field-data win is on desktop CLS: real-shopper CrUX p75 good-rate climbed from 30.5% to 56.3% (+25.8 pp) — half of remaining desktop shoppers are now in the 'good' bucket vs. less than a third 8 days ago. Mobile CLS p75 also improved (74.5% → 82.3%, +7.8 pp).</w:t>
+      </w:r>
+    </w:p>
+    <w:p>
+      <w:pPr>
+        <w:pStyle w:val="Heading2"/>
+        <w:spacing w:after="160" w:before="280"/>
+      </w:pPr>
+      <w:r>
+        <w:rPr>
+          <w:rFonts w:ascii="Calibri" w:cs="Calibri" w:eastAsia="Calibri" w:hAnsi="Calibri"/>
+          <w:b/>
+          <w:bCs/>
+          <w:color w:val="1E2761"/>
+          <w:sz w:val="26"/>
+          <w:szCs w:val="26"/>
+        </w:rPr>
+        <w:t xml:space="preserve">Phase 2 CLS sprint — desktop focus</w:t>
+      </w:r>
+    </w:p>
+    <w:p>
+      <w:pPr>
+        <w:spacing w:after="120"/>
+        <w:jc w:val="center"/>
+      </w:pPr>
+      <w:r>
+        <w:rPr>
+          <w:rFonts w:ascii="Calibri" w:cs="Calibri" w:eastAsia="Calibri" w:hAnsi="Calibri"/>
+          <w:b/>
+          <w:bCs/>
+          <w:color w:val="1E2761"/>
+          <w:sz w:val="36"/>
+          <w:szCs w:val="36"/>
+        </w:rPr>
+        <w:t xml:space="preserve">Six Phase 2 fixes shipped specifically targeting the desktop-only contributors that the May 2 mobile sprint did not touch.</w:t>
+      </w:r>
+    </w:p>
+    <w:p>
+      <w:pPr>
+        <w:pStyle w:val="ListParagraph"/>
+        <w:numPr>
+          <w:ilvl w:val="0"/>
+          <w:numId w:val="2"/>
+        </w:numPr>
+        <w:spacing w:after="80"/>
+      </w:pPr>
+      <w:r>
+        <w:rPr>
+          <w:rFonts w:ascii="Calibri" w:cs="Calibri" w:eastAsia="Calibri" w:hAnsi="Calibri"/>
+          <w:sz w:val="22"/>
+          <w:szCs w:val="22"/>
+        </w:rPr>
+        <w:t xml:space="preserve">jvf — Cart-page quantity + price cell min-heights (resolves cart-row CLS on /cart desktop).</w:t>
+      </w:r>
+    </w:p>
+    <w:p>
+      <w:pPr>
+        <w:pStyle w:val="ListParagraph"/>
+        <w:numPr>
+          <w:ilvl w:val="0"/>
+          <w:numId w:val="2"/>
+        </w:numPr>
+        <w:spacing w:after="80"/>
+      </w:pPr>
+      <w:r>
+        <w:rPr>
+          <w:rFonts w:ascii="Calibri" w:cs="Calibri" w:eastAsia="Calibri" w:hAnsi="Calibri"/>
+          <w:sz w:val="22"/>
+          <w:szCs w:val="22"/>
+        </w:rPr>
+        <w:t xml:space="preserve">p52 — Judge.me PDP review block + collection-page preview badge min-heights (220 px + 18 px reservations).</w:t>
+      </w:r>
+    </w:p>
+    <w:p>
+      <w:pPr>
+        <w:pStyle w:val="ListParagraph"/>
+        <w:numPr>
+          <w:ilvl w:val="0"/>
+          <w:numId w:val="2"/>
+        </w:numPr>
+        <w:spacing w:after="80"/>
+      </w:pPr>
+      <w:r>
+        <w:rPr>
+          <w:rFonts w:ascii="Calibri" w:cs="Calibri" w:eastAsia="Calibri" w:hAnsi="Calibri"/>
+          <w:sz w:val="22"/>
+          <w:szCs w:val="22"/>
+        </w:rPr>
+        <w:t xml:space="preserve">dzi (then hod) — BOGOS free-gift cart container reservation: 80 px → 160 px → 240 px. The May 13 hod update covers heavy-promo carts with 3 gift rows; before the bump, those carts shifted by ~220 px.</w:t>
+      </w:r>
+    </w:p>
+    <w:p>
+      <w:pPr>
+        <w:pStyle w:val="ListParagraph"/>
+        <w:numPr>
+          <w:ilvl w:val="0"/>
+          <w:numId w:val="2"/>
+        </w:numPr>
+        <w:spacing w:after="80"/>
+      </w:pPr>
+      <w:r>
+        <w:rPr>
+          <w:rFonts w:ascii="Calibri" w:cs="Calibri" w:eastAsia="Calibri" w:hAnsi="Calibri"/>
+          <w:sz w:val="22"/>
+          <w:szCs w:val="22"/>
+        </w:rPr>
+        <w:t xml:space="preserve">38l — LimeSpot recommendation card image aspect-ratio + object-fit lock.</w:t>
+      </w:r>
+    </w:p>
+    <w:p>
+      <w:pPr>
+        <w:pStyle w:val="ListParagraph"/>
+        <w:numPr>
+          <w:ilvl w:val="0"/>
+          <w:numId w:val="2"/>
+        </w:numPr>
+        <w:spacing w:after="80"/>
+      </w:pPr>
+      <w:r>
+        <w:rPr>
+          <w:rFonts w:ascii="Calibri" w:cs="Calibri" w:eastAsia="Calibri" w:hAnsi="Calibri"/>
+          <w:sz w:val="22"/>
+          <w:szCs w:val="22"/>
+        </w:rPr>
+        <w:t xml:space="preserve">ojx — Pro-blogger related-articles thumbnail dimensions added (was 136 URLs in the desktop poor bucket).</w:t>
+      </w:r>
+    </w:p>
+    <w:p>
+      <w:pPr>
+        <w:pStyle w:val="ListParagraph"/>
+        <w:numPr>
+          <w:ilvl w:val="0"/>
+          <w:numId w:val="2"/>
+        </w:numPr>
+        <w:spacing w:after="80"/>
+      </w:pPr>
+      <w:r>
+        <w:rPr>
+          <w:rFonts w:ascii="Calibri" w:cs="Calibri" w:eastAsia="Calibri" w:hAnsi="Calibri"/>
+          <w:sz w:val="22"/>
+          <w:szCs w:val="22"/>
+        </w:rPr>
+        <w:t xml:space="preserve">z9y — PDP Judge.me preview badge reservation + gallery zoom yield (covered 884 URLs).</w:t>
+      </w:r>
+    </w:p>
+    <w:p>
+      <w:pPr>
+        <w:pStyle w:val="ListParagraph"/>
+        <w:numPr>
+          <w:ilvl w:val="0"/>
+          <w:numId w:val="2"/>
+        </w:numPr>
+        <w:spacing w:after="80"/>
+      </w:pPr>
+      <w:r>
+        <w:rPr>
+          <w:rFonts w:ascii="Calibri" w:cs="Calibri" w:eastAsia="Calibri" w:hAnsi="Calibri"/>
+          <w:sz w:val="22"/>
+          <w:szCs w:val="22"/>
+        </w:rPr>
+        <w:t xml:space="preserve">xn4 — Article-cards Option-B template-body scope (replaces an earlier global fix that risked over-applying).</w:t>
+      </w:r>
+    </w:p>
+    <w:p>
+      <w:pPr>
+        <w:pStyle w:val="ListParagraph"/>
+        <w:numPr>
+          <w:ilvl w:val="0"/>
+          <w:numId w:val="2"/>
+        </w:numPr>
+        <w:spacing w:after="80"/>
+      </w:pPr>
+      <w:r>
+        <w:rPr>
+          <w:rFonts w:ascii="Calibri" w:cs="Calibri" w:eastAsia="Calibri" w:hAnsi="Calibri"/>
+          <w:sz w:val="22"/>
+          <w:szCs w:val="22"/>
+        </w:rPr>
+        <w:t xml:space="preserve">987 Phase 2 #1 — Blog article body iframe/video aspect-ratio reservation (16/9 default, covers YouTube/Vimeo/Instagram embeds).</w:t>
+      </w:r>
+    </w:p>
+    <w:p>
+      <w:pPr>
+        <w:pStyle w:val="ListParagraph"/>
+        <w:numPr>
+          <w:ilvl w:val="0"/>
+          <w:numId w:val="2"/>
+        </w:numPr>
+        <w:spacing w:after="80"/>
+      </w:pPr>
+      <w:r>
+        <w:rPr>
+          <w:rFonts w:ascii="Calibri" w:cs="Calibri" w:eastAsia="Calibri" w:hAnsi="Calibri"/>
+          <w:sz w:val="22"/>
+          <w:szCs w:val="22"/>
+        </w:rPr>
+        <w:t xml:space="preserve">hod — Cart-template (cart__te) 84-event desktop CLS contributor: BOGOS reservation increased to 240 px (the actual winning rule lives in custom-theme.css, also updated).</w:t>
+      </w:r>
+    </w:p>
+    <w:p>
+      <w:pPr>
+        <w:pStyle w:val="ListParagraph"/>
+        <w:numPr>
+          <w:ilvl w:val="0"/>
+          <w:numId w:val="2"/>
+        </w:numPr>
+        <w:spacing w:after="80"/>
+      </w:pPr>
+      <w:r>
+        <w:rPr>
+          <w:rFonts w:ascii="Calibri" w:cs="Calibri" w:eastAsia="Calibri" w:hAnsi="Calibri"/>
+          <w:sz w:val="22"/>
+          <w:szCs w:val="22"/>
+        </w:rPr>
+        <w:t xml:space="preserve">7i0 — Announcement bar ticker height lock — pin inner [data-ticker-frame] to 24 px + overflow:hidden + white-space:nowrap to eliminate the font-FOUT inner shift.</w:t>
+      </w:r>
+    </w:p>
+    <w:p>
+      <w:pPr>
+        <w:pStyle w:val="Heading2"/>
+        <w:spacing w:after="160" w:before="280"/>
+      </w:pPr>
+      <w:r>
+        <w:rPr>
+          <w:rFonts w:ascii="Calibri" w:cs="Calibri" w:eastAsia="Calibri" w:hAnsi="Calibri"/>
+          <w:b/>
+          <w:bCs/>
+          <w:color w:val="1E2761"/>
+          <w:sz w:val="26"/>
+          <w:szCs w:val="26"/>
+        </w:rPr>
+        <w:t xml:space="preserve">kt0 CSS containment rule — locked in as policy + tooling</w:t>
+      </w:r>
+    </w:p>
+    <w:p>
+      <w:pPr>
+        <w:spacing w:after="120"/>
+        <w:jc w:val="center"/>
+      </w:pPr>
+      <w:r>
+        <w:rPr>
+          <w:rFonts w:ascii="Calibri" w:cs="Calibri" w:eastAsia="Calibri" w:hAnsi="Calibri"/>
+          <w:b/>
+          <w:bCs/>
+          <w:color w:val="1E2761"/>
+          <w:sz w:val="36"/>
+          <w:szCs w:val="36"/>
+        </w:rPr>
+        <w:t xml:space="preserve">On May 11 a kt0-class regression broke the cart drawer (commit ff1ef80) and then on May 12 broke the Reamaze chat widget — both caused by adding contain:layout to a parent of a fixed-position descendant. Three layers of prevention are now in place.</w:t>
+      </w:r>
+    </w:p>
+    <w:p>
+      <w:pPr>
+        <w:pStyle w:val="ListParagraph"/>
+        <w:numPr>
+          <w:ilvl w:val="0"/>
+          <w:numId w:val="2"/>
+        </w:numPr>
+        <w:spacing w:after="80"/>
+      </w:pPr>
+      <w:r>
+        <w:rPr>
+          <w:rFonts w:ascii="Calibri" w:cs="Calibri" w:eastAsia="Calibri" w:hAnsi="Calibri"/>
+          <w:sz w:val="22"/>
+          <w:szCs w:val="22"/>
+        </w:rPr>
+        <w:t xml:space="preserve">Rule documented in CLAUDE.md + .opencode_hints: containing-block-creating properties (contain:layout/paint, transform, filter, backdrop-filter, perspective, will-change:transform) on a parent of any fixed/absolute descendant silently break the overlay's positioning math.</w:t>
+      </w:r>
+    </w:p>
+    <w:p>
+      <w:pPr>
+        <w:pStyle w:val="ListParagraph"/>
+        <w:numPr>
+          <w:ilvl w:val="0"/>
+          <w:numId w:val="2"/>
+        </w:numPr>
+        <w:spacing w:after="80"/>
+      </w:pPr>
+      <w:r>
+        <w:rPr>
+          <w:rFonts w:ascii="Calibri" w:cs="Calibri" w:eastAsia="Calibri" w:hAnsi="Calibri"/>
+          <w:sz w:val="22"/>
+          <w:szCs w:val="22"/>
+        </w:rPr>
+        <w:t xml:space="preserve">scripts/check-overlay-css.py — Python lint that scans all .liquid + .css + .scss for the bug pattern; runs in CI on every PR touching those files via .github/workflows/kt0-css-lint.yml.</w:t>
+      </w:r>
+    </w:p>
+    <w:p>
+      <w:pPr>
+        <w:pStyle w:val="ListParagraph"/>
+        <w:numPr>
+          <w:ilvl w:val="0"/>
+          <w:numId w:val="2"/>
+        </w:numPr>
+        <w:spacing w:after="80"/>
+      </w:pPr>
+      <w:r>
+        <w:rPr>
+          <w:rFonts w:ascii="Calibri" w:cs="Calibri" w:eastAsia="Calibri" w:hAnsi="Calibri"/>
+          <w:sz w:val="22"/>
+          <w:szCs w:val="22"/>
+        </w:rPr>
+        <w:t xml:space="preserve">scripts/smoke-test-drawers.py — Playwright-based test that programmatically opens the cart drawer, mobile nav, search overlay, and modals on the draft theme and walks each fixed-position parent chain looking for the bug pattern. Required to pass before any live push touching layout-sensitive CSS.</w:t>
+      </w:r>
+    </w:p>
+    <w:p>
+      <w:pPr>
+        <w:pStyle w:val="ListParagraph"/>
+        <w:numPr>
+          <w:ilvl w:val="0"/>
+          <w:numId w:val="2"/>
+        </w:numPr>
+        <w:spacing w:after="80"/>
+      </w:pPr>
+      <w:r>
+        <w:rPr>
+          <w:rFonts w:ascii="Calibri" w:cs="Calibri" w:eastAsia="Calibri" w:hAnsi="Calibri"/>
+          <w:sz w:val="22"/>
+          <w:szCs w:val="22"/>
+        </w:rPr>
+        <w:t xml:space="preserve">Process change: any agent (Claude Code, OpenCode, Cursor) editing CSS reservations must grep BOTH snippets/css-overrides.liquid AND assets/custom-theme.css for the selector — duplicate rules with different specificities caused the May 13 hod fix to ship as a NO-OP until the coordinator's computed-style smoke test caught it. The 'CSS reservation parity' hint codifies this.</w:t>
+      </w:r>
+    </w:p>
+    <w:p>
+      <w:pPr>
+        <w:pStyle w:val="Heading2"/>
+        <w:spacing w:after="160" w:before="280"/>
+      </w:pPr>
+      <w:r>
+        <w:rPr>
+          <w:rFonts w:ascii="Calibri" w:cs="Calibri" w:eastAsia="Calibri" w:hAnsi="Calibri"/>
+          <w:b/>
+          <w:bCs/>
+          <w:color w:val="1E2761"/>
+          <w:sz w:val="26"/>
+          <w:szCs w:val="26"/>
+        </w:rPr>
+        <w:t xml:space="preserve">GTM + RUM observability hardening</w:t>
+      </w:r>
+    </w:p>
+    <w:p>
+      <w:pPr>
+        <w:spacing w:after="120"/>
+        <w:jc w:val="center"/>
+      </w:pPr>
+      <w:r>
+        <w:rPr>
+          <w:rFonts w:ascii="Calibri" w:cs="Calibri" w:eastAsia="Calibri" w:hAnsi="Calibri"/>
+          <w:b/>
+          <w:bCs/>
+          <w:color w:val="1E2761"/>
+          <w:sz w:val="36"/>
+          <w:szCs w:val="36"/>
+        </w:rPr>
+        <w:t xml:space="preserve">Three observability bugs were resolved that had been masking real-shopper Core Web Vitals data — about half of every metric event was previously arriving in GA4 without its metric_rating dimension populated.</w:t>
+      </w:r>
+    </w:p>
+    <w:p>
+      <w:pPr>
+        <w:pStyle w:val="ListParagraph"/>
+        <w:numPr>
+          <w:ilvl w:val="0"/>
+          <w:numId w:val="2"/>
+        </w:numPr>
+        <w:spacing w:after="80"/>
+      </w:pPr>
+      <w:r>
+        <w:rPr>
+          <w:rFonts w:ascii="Calibri" w:cs="Calibri" w:eastAsia="Calibri" w:hAnsi="Calibri"/>
+          <w:sz w:val="22"/>
+          <w:szCs w:val="22"/>
+        </w:rPr>
+        <w:t xml:space="preserve">d00 — Found and fixed a gtag-double-fire pattern in snippets/web-vitals-reporter.liquid. When GTM is loaded, window.gtag('event', 'LCP', params) was sending the metric BOTH directly to GA4 (correct rating) AND via GTM's internal gtag bridge to tag 766 (where the DLV reads returned empty string because the bridge doesn't populate the flat dataLayer model). 24h after the fix landed, the 'unknown' metric_rating bucket dropped from 50–60% to 2–6% across all five vitals. GA4 RUM now reports clean ratings for the first time.</w:t>
+      </w:r>
+    </w:p>
+    <w:p>
+      <w:pPr>
+        <w:pStyle w:val="ListParagraph"/>
+        <w:numPr>
+          <w:ilvl w:val="0"/>
+          <w:numId w:val="2"/>
+        </w:numPr>
+        <w:spacing w:after="80"/>
+      </w:pPr>
+      <w:r>
+        <w:rPr>
+          <w:rFonts w:ascii="Calibri" w:cs="Calibri" w:eastAsia="Calibri" w:hAnsi="Calibri"/>
+          <w:sz w:val="22"/>
+          <w:szCs w:val="22"/>
+        </w:rPr>
+        <w:t xml:space="preserve">vux — Diagnosed and reverted a GTM v141 regression that had been spiking the LCP unknown bucket on the dashboard.</w:t>
+      </w:r>
+    </w:p>
+    <w:p>
+      <w:pPr>
+        <w:pStyle w:val="ListParagraph"/>
+        <w:numPr>
+          <w:ilvl w:val="0"/>
+          <w:numId w:val="2"/>
+        </w:numPr>
+        <w:spacing w:after="80"/>
+      </w:pPr>
+      <w:r>
+        <w:rPr>
+          <w:rFonts w:ascii="Calibri" w:cs="Calibri" w:eastAsia="Calibri" w:hAnsi="Calibri"/>
+          <w:sz w:val="22"/>
+          <w:szCs w:val="22"/>
+        </w:rPr>
+        <w:t xml:space="preserve">t4m, 4r8, miy — Three GTM tags that referenced an orphan trigger ID (2147479553) were repaired/disabled (Klaviyo Form Submission Listener, Conversion Linker, TrafficGuard).</w:t>
+      </w:r>
+    </w:p>
+    <w:p>
+      <w:pPr>
+        <w:pStyle w:val="ListParagraph"/>
+        <w:numPr>
+          <w:ilvl w:val="0"/>
+          <w:numId w:val="2"/>
+        </w:numPr>
+        <w:spacing w:after="80"/>
+      </w:pPr>
+      <w:r>
+        <w:rPr>
+          <w:rFonts w:ascii="Calibri" w:cs="Calibri" w:eastAsia="Calibri" w:hAnsi="Calibri"/>
+          <w:sz w:val="22"/>
+          <w:szCs w:val="22"/>
+        </w:rPr>
+        <w:t xml:space="preserve">p8j — JS error reporter enhanced to capture e.error.name for richer error_type categorization (replaces the catch-all 'error' bucket that was 39k events/7d).</w:t>
+      </w:r>
+    </w:p>
+    <w:p>
+      <w:pPr>
+        <w:pStyle w:val="Heading2"/>
+        <w:spacing w:after="160" w:before="280"/>
+      </w:pPr>
+      <w:r>
+        <w:rPr>
+          <w:rFonts w:ascii="Calibri" w:cs="Calibri" w:eastAsia="Calibri" w:hAnsi="Calibri"/>
+          <w:b/>
+          <w:bCs/>
+          <w:color w:val="1E2761"/>
+          <w:sz w:val="26"/>
+          <w:szCs w:val="26"/>
+        </w:rPr>
+        <w:t xml:space="preserve">Third-party app rationalization — net code reduction</w:t>
+      </w:r>
+    </w:p>
+    <w:p>
+      <w:pPr>
+        <w:spacing w:after="120"/>
+        <w:jc w:val="center"/>
+      </w:pPr>
+      <w:r>
+        <w:rPr>
+          <w:rFonts w:ascii="Calibri" w:cs="Calibri" w:eastAsia="Calibri" w:hAnsi="Calibri"/>
+          <w:b/>
+          <w:bCs/>
+          <w:color w:val="1E2761"/>
+          <w:sz w:val="36"/>
+          <w:szCs w:val="36"/>
+        </w:rPr>
+        <w:t xml:space="preserve">Three vendor apps confirmed uninstalled on Shopify; dead theme code removed; settings_data.json + caller blocks cleaned. Net effect: 49 dead snippet files deleted, every PDP no longer ships two dead fetch() calls, BTA bootstrap fully blocked. Approximately 2,021 lines of dead Liquid removed in a single commit pair.</w:t>
+      </w:r>
+    </w:p>
+    <w:p>
+      <w:pPr>
+        <w:pStyle w:val="ListParagraph"/>
+        <w:numPr>
+          <w:ilvl w:val="0"/>
+          <w:numId w:val="2"/>
+        </w:numPr>
+        <w:spacing w:after="80"/>
+      </w:pPr>
+      <w:r>
+        <w:rPr>
+          <w:rFonts w:ascii="Calibri" w:cs="Calibri" w:eastAsia="Calibri" w:hAnsi="Calibri"/>
+          <w:sz w:val="22"/>
+          <w:szCs w:val="22"/>
+        </w:rPr>
+        <w:t xml:space="preserve">BSS B2B Lock (uninstalled) — 13 bsscommerce-* / bss-passcode-* / bss-custom-login snippets removed (bd dyp).</w:t>
+      </w:r>
+    </w:p>
+    <w:p>
+      <w:pPr>
+        <w:pStyle w:val="ListParagraph"/>
+        <w:numPr>
+          <w:ilvl w:val="0"/>
+          <w:numId w:val="2"/>
+        </w:numPr>
+        <w:spacing w:after="80"/>
+      </w:pPr>
+      <w:r>
+        <w:rPr>
+          <w:rFonts w:ascii="Calibri" w:cs="Calibri" w:eastAsia="Calibri" w:hAnsi="Calibri"/>
+          <w:sz w:val="22"/>
+          <w:szCs w:val="22"/>
+        </w:rPr>
+        <w:t xml:space="preserve">BSS B2B Solution (uninstalled) — 20 bss-b2b-* snippets removed (covers VAT pricing, tax-cart, wholesaler register, state config) + the bss-b2b-wholesale-solution app block reference (bd dyp).</w:t>
+      </w:r>
+    </w:p>
+    <w:p>
+      <w:pPr>
+        <w:pStyle w:val="ListParagraph"/>
+        <w:numPr>
+          <w:ilvl w:val="0"/>
+          <w:numId w:val="2"/>
+        </w:numPr>
+        <w:spacing w:after="80"/>
+      </w:pPr>
+      <w:r>
+        <w:rPr>
+          <w:rFonts w:ascii="Calibri" w:cs="Calibri" w:eastAsia="Calibri" w:hAnsi="Calibri"/>
+          <w:sz w:val="22"/>
+          <w:szCs w:val="22"/>
+        </w:rPr>
+        <w:t xml:space="preserve">BSS LTAP / Login To Access Page (uninstalled) — 16 bss-ltap-* + bsscommerce-redirect-product-page-logic snippets removed + 2 duplicate inline scripts at the top of every PDP that POSTed to login-to-access-page-api.bsscommerce.com (bd gj0).</w:t>
+      </w:r>
+    </w:p>
+    <w:p>
+      <w:pPr>
+        <w:pStyle w:val="ListParagraph"/>
+        <w:numPr>
+          <w:ilvl w:val="0"/>
+          <w:numId w:val="2"/>
+        </w:numPr>
+        <w:spacing w:after="80"/>
+      </w:pPr>
+      <w:r>
+        <w:rPr>
+          <w:rFonts w:ascii="Calibri" w:cs="Calibri" w:eastAsia="Calibri" w:hAnsi="Calibri"/>
+          <w:sz w:val="22"/>
+          <w:szCs w:val="22"/>
+        </w:rPr>
+        <w:t xml:space="preserve">BookThatApp (uninstalled) — 60-line createElement guard removed from layout/theme.liquid + BTA app block reference removed from settings_data.json (bd p84).</w:t>
+      </w:r>
+    </w:p>
+    <w:p>
+      <w:pPr>
+        <w:pStyle w:val="ListParagraph"/>
+        <w:numPr>
+          <w:ilvl w:val="0"/>
+          <w:numId w:val="2"/>
+        </w:numPr>
+        <w:spacing w:after="80"/>
+      </w:pPr>
+      <w:r>
+        <w:rPr>
+          <w:rFonts w:ascii="Calibri" w:cs="Calibri" w:eastAsia="Calibri" w:hAnsi="Calibri"/>
+          <w:sz w:val="22"/>
+          <w:szCs w:val="22"/>
+        </w:rPr>
+        <w:t xml:space="preserve">VisualQuizBuilder (uninstalled) — same createElement guard pattern removed; was previously gated to /pages/*-quiz routes (bd 8z9).</w:t>
+      </w:r>
+    </w:p>
+    <w:p>
+      <w:pPr>
+        <w:pStyle w:val="ListParagraph"/>
+        <w:numPr>
+          <w:ilvl w:val="0"/>
+          <w:numId w:val="2"/>
+        </w:numPr>
+        <w:spacing w:after="80"/>
+      </w:pPr>
+      <w:r>
+        <w:rPr>
+          <w:rFonts w:ascii="Calibri" w:cs="Calibri" w:eastAsia="Calibri" w:hAnsi="Calibri"/>
+          <w:sz w:val="22"/>
+          <w:szCs w:val="22"/>
+        </w:rPr>
+        <w:t xml:space="preserve">Customer Portal preserved — bss-b2b-cp-* + shared bss-b2b-js/jquery-341-js + currency-format + featured-product-vat-styles snippets stay, gated behind 'content_for_header contains bss-b2b-cp' + customer.tags contains 'backbar-approved' (Decision 4 still pending founder call — bd bjk).</w:t>
+      </w:r>
+    </w:p>
+    <w:p>
+      <w:pPr>
+        <w:pStyle w:val="Heading2"/>
+        <w:spacing w:after="160" w:before="280"/>
+      </w:pPr>
+      <w:r>
+        <w:rPr>
+          <w:rFonts w:ascii="Calibri" w:cs="Calibri" w:eastAsia="Calibri" w:hAnsi="Calibri"/>
+          <w:b/>
+          <w:bCs/>
+          <w:color w:val="1E2761"/>
+          <w:sz w:val="26"/>
+          <w:szCs w:val="26"/>
+        </w:rPr>
+        <w:t xml:space="preserve">Dashboard refinements (Omura backport)</w:t>
+      </w:r>
+    </w:p>
+    <w:p>
+      <w:pPr>
+        <w:spacing w:after="120"/>
+        <w:jc w:val="center"/>
+      </w:pPr>
+      <w:r>
+        <w:rPr>
+          <w:rFonts w:ascii="Calibri" w:cs="Calibri" w:eastAsia="Calibri" w:hAnsi="Calibri"/>
+          <w:b/>
+          <w:bCs/>
+          <w:color w:val="1E2761"/>
+          <w:sz w:val="36"/>
+          <w:szCs w:val="36"/>
+        </w:rPr>
+        <w:t xml:space="preserve">Backported four dashboard improvements from the Omura theme to make trend reading easier.</w:t>
+      </w:r>
+    </w:p>
+    <w:p>
+      <w:pPr>
+        <w:pStyle w:val="ListParagraph"/>
+        <w:numPr>
+          <w:ilvl w:val="0"/>
+          <w:numId w:val="2"/>
+        </w:numPr>
+        <w:spacing w:after="80"/>
+      </w:pPr>
+      <w:r>
+        <w:rPr>
+          <w:rFonts w:ascii="Calibri" w:cs="Calibri" w:eastAsia="Calibri" w:hAnsi="Calibri"/>
+          <w:sz w:val="22"/>
+          <w:szCs w:val="22"/>
+        </w:rPr>
+        <w:t xml:space="preserve">z3x epic — Desktop trend charts added + mobile/desktop tab toggle. Previously the trend grid only showed mobile.</w:t>
+      </w:r>
+    </w:p>
+    <w:p>
+      <w:pPr>
+        <w:pStyle w:val="ListParagraph"/>
+        <w:numPr>
+          <w:ilvl w:val="0"/>
+          <w:numId w:val="2"/>
+        </w:numPr>
+        <w:spacing w:after="80"/>
+      </w:pPr>
+      <w:r>
+        <w:rPr>
+          <w:rFonts w:ascii="Calibri" w:cs="Calibri" w:eastAsia="Calibri" w:hAnsi="Calibri"/>
+          <w:sz w:val="22"/>
+          <w:szCs w:val="22"/>
+        </w:rPr>
+        <w:t xml:space="preserve">bk2 — Replaced threshold lines with full 3-band Web Vitals zones (good/needs-improvement/poor) on every CWV trend chart.</w:t>
+      </w:r>
+    </w:p>
+    <w:p>
+      <w:pPr>
+        <w:pStyle w:val="ListParagraph"/>
+        <w:numPr>
+          <w:ilvl w:val="0"/>
+          <w:numId w:val="2"/>
+        </w:numPr>
+        <w:spacing w:after="80"/>
+      </w:pPr>
+      <w:r>
+        <w:rPr>
+          <w:rFonts w:ascii="Calibri" w:cs="Calibri" w:eastAsia="Calibri" w:hAnsi="Calibri"/>
+          <w:sz w:val="22"/>
+          <w:szCs w:val="22"/>
+        </w:rPr>
+        <w:t xml:space="preserve">c0w — PSI lab cards now show daily median + a min/max noise band instead of a single noisy run. PSI single-run is famously variable for HairMNL (last 5 runs spanned score 28–40); the median+band stops one bad run from looking like a regression.</w:t>
+      </w:r>
+    </w:p>
+    <w:p>
+      <w:pPr>
+        <w:pStyle w:val="ListParagraph"/>
+        <w:numPr>
+          <w:ilvl w:val="0"/>
+          <w:numId w:val="2"/>
+        </w:numPr>
+        <w:spacing w:after="80"/>
+      </w:pPr>
+      <w:r>
+        <w:rPr>
+          <w:rFonts w:ascii="Calibri" w:cs="Calibri" w:eastAsia="Calibri" w:hAnsi="Calibri"/>
+          <w:sz w:val="22"/>
+          <w:szCs w:val="22"/>
+        </w:rPr>
+        <w:t xml:space="preserve">u8w — GHA dashboard refresh bumped from 2 to 3 PSI runs per snapshot.</w:t>
+      </w:r>
+    </w:p>
+    <w:p>
+      <w:pPr>
+        <w:pStyle w:val="ListParagraph"/>
+        <w:numPr>
+          <w:ilvl w:val="0"/>
+          <w:numId w:val="2"/>
+        </w:numPr>
+        <w:spacing w:after="80"/>
+      </w:pPr>
+      <w:r>
+        <w:rPr>
+          <w:rFonts w:ascii="Calibri" w:cs="Calibri" w:eastAsia="Calibri" w:hAnsi="Calibri"/>
+          <w:sz w:val="22"/>
+          <w:szCs w:val="22"/>
+        </w:rPr>
+        <w:t xml:space="preserve">Critical-CSS audit (ax0) ran across 6 templates against the full 344 KB bundle — confirmed 39 KB inline is correctly sized.</w:t>
+      </w:r>
+    </w:p>
+    <w:p>
+      <w:pPr>
+        <w:pStyle w:val="Heading2"/>
+        <w:spacing w:after="160" w:before="280"/>
+      </w:pPr>
+      <w:r>
+        <w:rPr>
+          <w:rFonts w:ascii="Calibri" w:cs="Calibri" w:eastAsia="Calibri" w:hAnsi="Calibri"/>
+          <w:b/>
+          <w:bCs/>
+          <w:color w:val="1E2761"/>
+          <w:sz w:val="26"/>
+          <w:szCs w:val="26"/>
+        </w:rPr>
+        <w:t xml:space="preserve">Critical hotfixes (off the Phase 2 critical path but shipped this window)</w:t>
+      </w:r>
+    </w:p>
+    <w:p>
+      <w:pPr>
+        <w:spacing w:after="120"/>
+        <w:jc w:val="center"/>
+      </w:pPr>
+      <w:r>
+        <w:rPr>
+          <w:rFonts w:ascii="Calibri" w:cs="Calibri" w:eastAsia="Calibri" w:hAnsi="Calibri"/>
+          <w:b/>
+          <w:bCs/>
+          <w:color w:val="1E2761"/>
+          <w:sz w:val="36"/>
+          <w:szCs w:val="36"/>
+        </w:rPr>
+        <w:t xml:space="preserve">Three user-reported live regressions surfaced and were resolved within hours each.</w:t>
+      </w:r>
+    </w:p>
+    <w:p>
+      <w:pPr>
+        <w:pStyle w:val="ListParagraph"/>
+        <w:numPr>
+          <w:ilvl w:val="0"/>
+          <w:numId w:val="2"/>
+        </w:numPr>
+        <w:spacing w:after="80"/>
+      </w:pPr>
+      <w:r>
+        <w:rPr>
+          <w:rFonts w:ascii="Calibri" w:cs="Calibri" w:eastAsia="Calibri" w:hAnsi="Calibri"/>
+          <w:sz w:val="22"/>
+          <w:szCs w:val="22"/>
+        </w:rPr>
+        <w:t xml:space="preserve">lki (2026-05-12) — Reamaze chat widget broken by an over-broad CSS containment rule (7fz) that applied contain:layout to a parent of fixed-position Reamaze descendants. Narrowed the rule to #reamaze-widget-label only; chat widget restored.</w:t>
+      </w:r>
+    </w:p>
+    <w:p>
+      <w:pPr>
+        <w:pStyle w:val="ListParagraph"/>
+        <w:numPr>
+          <w:ilvl w:val="0"/>
+          <w:numId w:val="2"/>
+        </w:numPr>
+        <w:spacing w:after="80"/>
+      </w:pPr>
+      <w:r>
+        <w:rPr>
+          <w:rFonts w:ascii="Calibri" w:cs="Calibri" w:eastAsia="Calibri" w:hAnsi="Calibri"/>
+          <w:sz w:val="22"/>
+          <w:szCs w:val="22"/>
+        </w:rPr>
+        <w:t xml:space="preserve">fhh (2026-05-13) — Mobile /cart layout broken: assets/cart-page.css extracted from theme.css on 2026-04-26 had its two @media wrappers stripped. The desktop 5-column .cart__items__grid was applying at every viewport, forcing 5 columns at 390 px (image collapsed, titles wrapped 6+ lines). Restored both media-query wrappers; mobile cart now uses the 2-column stacked layout, desktop preserves the 5-column grid.</w:t>
+      </w:r>
+    </w:p>
+    <w:p>
+      <w:pPr>
+        <w:pStyle w:val="ListParagraph"/>
+        <w:numPr>
+          <w:ilvl w:val="0"/>
+          <w:numId w:val="2"/>
+        </w:numPr>
+        <w:spacing w:after="80"/>
+      </w:pPr>
+      <w:r>
+        <w:rPr>
+          <w:rFonts w:ascii="Calibri" w:cs="Calibri" w:eastAsia="Calibri" w:hAnsi="Calibri"/>
+          <w:sz w:val="22"/>
+          <w:szCs w:val="22"/>
+        </w:rPr>
+        <w:t xml:space="preserve">Cart drawer cross-page rendering bug (May 11) — preceded the kt0 codification work above.</w:t>
+      </w:r>
+    </w:p>
+    <w:p>
+      <w:pPr>
         <w:pStyle w:val="Heading1"/>
         <w:spacing w:after="200" w:before="360"/>
       </w:pPr>
@@ -1910,25 +2620,25 @@
           <w:sz w:val="22"/>
           <w:szCs w:val="22"/>
         </w:rPr>
-        <w:t xml:space="preserve">Judge.me admin (issue ebh) — enable Lite mode, reduce reviews-per-page to 5–10, disable widgets not in active use (Q&amp;A, Photo Reviews, FAQ block).</w:t>
-      </w:r>
-    </w:p>
-    <w:p>
-      <w:pPr>
-        <w:pStyle w:val="ListParagraph"/>
-        <w:numPr>
-          <w:ilvl w:val="0"/>
-          <w:numId w:val="2"/>
-        </w:numPr>
-        <w:spacing w:after="80"/>
-      </w:pPr>
-      <w:r>
-        <w:rPr>
-          <w:rFonts w:ascii="Calibri" w:cs="Calibri" w:eastAsia="Calibri" w:hAnsi="Calibri"/>
-          <w:sz w:val="22"/>
-          <w:szCs w:val="22"/>
-        </w:rPr>
-        <w:t xml:space="preserve">Verify Subscribe It / Treedify / Hextom CTB install status (issue ijh). If any are uninstalled in Shopify admin, web team will remove the related theme code (Subscribe It is the biggest at ~54 KB).</w:t>
+        <w:t>Judge.me admin (issue ebh) — DONE (closed 2026-05-11). Lite mode enabled, reviews-per-page reduced, unused widgets disabled. Live impact expected at next CrUX read.</w:t>
+      </w:r>
+    </w:p>
+    <w:p>
+      <w:pPr>
+        <w:pStyle w:val="ListParagraph"/>
+        <w:numPr>
+          <w:ilvl w:val="0"/>
+          <w:numId w:val="2"/>
+        </w:numPr>
+        <w:spacing w:after="80"/>
+      </w:pPr>
+      <w:r>
+        <w:rPr>
+          <w:rFonts w:ascii="Calibri" w:cs="Calibri" w:eastAsia="Calibri" w:hAnsi="Calibri"/>
+          <w:sz w:val="22"/>
+          <w:szCs w:val="22"/>
+        </w:rPr>
+        <w:t>Verify Subscribe It / Treedify / Hextom CTB install status (issue ijh) — DONE (closed 2026-05-09). All three confirmed uninstalled; dead theme code removed (commit 0eb4f59).</w:t>
       </w:r>
     </w:p>
     <w:p>
@@ -1961,15 +2671,14 @@
           <w:sz w:val="22"/>
           <w:szCs w:val="22"/>
         </w:rPr>
-        <w:t>Status: PENDING [bjk] — founder decision required.</w:t>
-      </w:r>
-      <w:r>
-        <w:rPr>
-          <w:rFonts w:ascii="Calibri" w:cs="Calibri" w:eastAsia="Calibri" w:hAnsi="Calibri"/>
-          <w:sz w:val="22"/>
-          <w:szCs w:val="22"/>
-        </w:rPr>
-        <w:t xml:space="preserve"> JS already gated to backbar-approved customers; zero perf cost on guest pageloads. Uninstall removes vendor complexity.</w:t>
+        <w:t>Status: PENDING [bjk] — founder decision required. The non-Customer-Portal BSS apps (B2B Lock, B2B Solution, LTAP) were uninstalled on Shopify and dead theme code removed on 2026-05-13 (49 snippet files deleted, bd dyp + gj0). Customer Portal is the only remaining BSS app — JS already gated to backbar-approved customers; zero perf cost on guest pageloads. The decision below is now narrower: keep Customer Portal vs. uninstall just it.</w:t>
+      </w:r>
+      <w:r>
+        <w:rPr>
+          <w:rFonts w:ascii="Calibri" w:cs="Calibri" w:eastAsia="Calibri" w:hAnsi="Calibri"/>
+          <w:sz w:val="22"/>
+          <w:szCs w:val="22"/>
+        </w:rPr>
       </w:r>
     </w:p>
     <w:p>
@@ -2232,14 +2941,7 @@
           </w:tcPr>
           <w:p>
             <w:r>
-              <w:rPr>
-                <w:rFonts w:ascii="Calibri" w:cs="Calibri" w:eastAsia="Calibri" w:hAnsi="Calibri"/>
-                <w:b/>
-                <w:bCs/>
-                <w:sz w:val="20"/>
-                <w:szCs w:val="20"/>
-              </w:rPr>
-              <w:t>May 6 → 12</w:t>
+              <w:t>May 13 → 19</w:t>
             </w:r>
           </w:p>
         </w:tc>
@@ -2262,12 +2964,7 @@
           </w:tcPr>
           <w:p>
             <w:r>
-              <w:rPr>
-                <w:rFonts w:ascii="Calibri" w:cs="Calibri" w:eastAsia="Calibri" w:hAnsi="Calibri"/>
-                <w:sz w:val="20"/>
-                <w:szCs w:val="20"/>
-              </w:rPr>
-              <w:t>Apply LimeSpot 4 admin tweaks (Decision 1) · URL Redirect audit · Judge.me Lite mode · verify ijh app statuses · e4a CLS field re-query on May 9.</w:t>
+              <w:t>Phase 2 CLS desktop fixes (hod, 7i0 — cart-template + announcement bar shipped May 13). Watch GA4 RUM 7-day window clear of pre-d00-fix data by May 19.</w:t>
             </w:r>
           </w:p>
         </w:tc>
@@ -2290,12 +2987,7 @@
           </w:tcPr>
           <w:p>
             <w:r>
-              <w:rPr>
-                <w:rFonts w:ascii="Calibri" w:cs="Calibri" w:eastAsia="Calibri" w:hAnsi="Calibri"/>
-                <w:sz w:val="20"/>
-                <w:szCs w:val="20"/>
-              </w:rPr>
-              <w:t xml:space="preserve">Founders + Marketing + Web team</w:t>
+              <w:t>Web team</w:t>
             </w:r>
           </w:p>
         </w:tc>
@@ -2319,14 +3011,7 @@
           </w:tcPr>
           <w:p>
             <w:r>
-              <w:rPr>
-                <w:rFonts w:ascii="Calibri" w:cs="Calibri" w:eastAsia="Calibri" w:hAnsi="Calibri"/>
-                <w:b/>
-                <w:bCs/>
-                <w:sz w:val="20"/>
-                <w:szCs w:val="20"/>
-              </w:rPr>
-              <w:t>May 13 → 19</w:t>
+              <w:t>May 14 → 20</w:t>
             </w:r>
           </w:p>
         </w:tc>
@@ -2348,12 +3033,7 @@
           </w:tcPr>
           <w:p>
             <w:r>
-              <w:rPr>
-                <w:rFonts w:ascii="Calibri" w:cs="Calibri" w:eastAsia="Calibri" w:hAnsi="Calibri"/>
-                <w:sz w:val="20"/>
-                <w:szCs w:val="20"/>
-              </w:rPr>
-              <w:t xml:space="preserve">CLS dependencies (cookie banner reserve, BOGOS injection-point fix) if e4a re-query confirms #MainContent unchanged · Elevar /a/elevar 2.6 sec investigation · cart INP investigation completion (issue gjv).</w:t>
+              <w:t>Continue Phase 2 CLS dispatches via OC sub-orchestrator (uj2 #MainContent umbrella; r8r STKY replacement; 15f Elevar audit). LimeSpot tweaks (Decision 1) — pending.</w:t>
             </w:r>
           </w:p>
         </w:tc>
@@ -2375,12 +3055,7 @@
           </w:tcPr>
           <w:p>
             <w:r>
-              <w:rPr>
-                <w:rFonts w:ascii="Calibri" w:cs="Calibri" w:eastAsia="Calibri" w:hAnsi="Calibri"/>
-                <w:sz w:val="20"/>
-                <w:szCs w:val="20"/>
-              </w:rPr>
-              <w:t xml:space="preserve">Web team</w:t>
+              <w:t>Web team + Marketing</w:t>
             </w:r>
           </w:p>
         </w:tc>
@@ -2405,13 +3080,6 @@
           </w:tcPr>
           <w:p>
             <w:r>
-              <w:rPr>
-                <w:rFonts w:ascii="Calibri" w:cs="Calibri" w:eastAsia="Calibri" w:hAnsi="Calibri"/>
-                <w:b/>
-                <w:bCs/>
-                <w:sz w:val="20"/>
-                <w:szCs w:val="20"/>
-              </w:rPr>
               <w:t>May 20 → 26</w:t>
             </w:r>
           </w:p>
@@ -2435,12 +3103,7 @@
           </w:tcPr>
           <w:p>
             <w:r>
-              <w:rPr>
-                <w:rFonts w:ascii="Calibri" w:cs="Calibri" w:eastAsia="Calibri" w:hAnsi="Calibri"/>
-                <w:sz w:val="20"/>
-                <w:szCs w:val="20"/>
-              </w:rPr>
-              <w:t xml:space="preserve">Vertex Phase 1 — catalog sync (Cloud Function pushing Shopify products + brand metadata + per-brand profit margins to Vertex daily and on product-change webhooks).</w:t>
+              <w:t>Vertex Phase 1 — catalog sync (Cloud Functions). Re-verify mobile CLS sustained &lt;0.10 in CrUX. CrUX desktop CLS first read at trailing edge of fixes.</w:t>
             </w:r>
           </w:p>
         </w:tc>
@@ -2463,12 +3126,7 @@
           </w:tcPr>
           <w:p>
             <w:r>
-              <w:rPr>
-                <w:rFonts w:ascii="Calibri" w:cs="Calibri" w:eastAsia="Calibri" w:hAnsi="Calibri"/>
-                <w:sz w:val="20"/>
-                <w:szCs w:val="20"/>
-              </w:rPr>
-              <w:t xml:space="preserve">Web team (separate Claude Code session)</w:t>
+              <w:t>Web team (Vertex separate session)</w:t>
             </w:r>
           </w:p>
         </w:tc>
@@ -2492,13 +3150,6 @@
           </w:tcPr>
           <w:p>
             <w:r>
-              <w:rPr>
-                <w:rFonts w:ascii="Calibri" w:cs="Calibri" w:eastAsia="Calibri" w:hAnsi="Calibri"/>
-                <w:b/>
-                <w:bCs/>
-                <w:sz w:val="20"/>
-                <w:szCs w:val="20"/>
-              </w:rPr>
               <w:t>May 27 → Jun 2</w:t>
             </w:r>
           </w:p>
@@ -2521,12 +3172,7 @@
           </w:tcPr>
           <w:p>
             <w:r>
-              <w:rPr>
-                <w:rFonts w:ascii="Calibri" w:cs="Calibri" w:eastAsia="Calibri" w:hAnsi="Calibri"/>
-                <w:sz w:val="20"/>
-                <w:szCs w:val="20"/>
-              </w:rPr>
-              <w:t xml:space="preserve">Vertex Phase 2 — event tracking pipeline (page views, add-to-carts, purchases) sent to Vertex in real time. CrUX field 28-day window starts reflecting May-1 wins around May 26.</w:t>
+              <w:t>Vertex Phase 2 — event tracking pipeline. Phase 2 CLS verification: cart-template event count drop to &lt;20/7d.</w:t>
             </w:r>
           </w:p>
         </w:tc>
@@ -2548,12 +3194,7 @@
           </w:tcPr>
           <w:p>
             <w:r>
-              <w:rPr>
-                <w:rFonts w:ascii="Calibri" w:cs="Calibri" w:eastAsia="Calibri" w:hAnsi="Calibri"/>
-                <w:sz w:val="20"/>
-                <w:szCs w:val="20"/>
-              </w:rPr>
-              <w:t xml:space="preserve">Web team</w:t>
+              <w:t>Web team</w:t>
             </w:r>
           </w:p>
         </w:tc>
@@ -2578,14 +3219,7 @@
           </w:tcPr>
           <w:p>
             <w:r>
-              <w:rPr>
-                <w:rFonts w:ascii="Calibri" w:cs="Calibri" w:eastAsia="Calibri" w:hAnsi="Calibri"/>
-                <w:b/>
-                <w:bCs/>
-                <w:sz w:val="20"/>
-                <w:szCs w:val="20"/>
-              </w:rPr>
-              <w:t>Jun 3 → Jun 9</w:t>
+              <w:t>Jun 3 → Jun 10</w:t>
             </w:r>
           </w:p>
         </w:tc>
@@ -2608,12 +3242,7 @@
           </w:tcPr>
           <w:p>
             <w:r>
-              <w:rPr>
-                <w:rFonts w:ascii="Calibri" w:cs="Calibri" w:eastAsia="Calibri" w:hAnsi="Calibri"/>
-                <w:sz w:val="20"/>
-                <w:szCs w:val="20"/>
-              </w:rPr>
-              <w:t xml:space="preserve">Vertex Phase 3 — cutover with 14-day monitor. Founders' decision-2 sign-off is gating. Daily monitoring of RPV / AOV / mobile blocking time. Instant rollback path live.</w:t>
+              <w:t>Vertex Phase 3 — cutover with 14-day monitoring. 987 desktop CLS final read (28-day CrUX window slides past 2026-05-13 commits ~ Jun 10).</w:t>
             </w:r>
           </w:p>
         </w:tc>
@@ -2636,12 +3265,7 @@
           </w:tcPr>
           <w:p>
             <w:r>
-              <w:rPr>
-                <w:rFonts w:ascii="Calibri" w:cs="Calibri" w:eastAsia="Calibri" w:hAnsi="Calibri"/>
-                <w:sz w:val="20"/>
-                <w:szCs w:val="20"/>
-              </w:rPr>
-              <w:t xml:space="preserve">Founders sign-off + Web team</w:t>
+              <w:t>Founders + Web team</w:t>
             </w:r>
           </w:p>
         </w:tc>
@@ -3376,12 +4000,7 @@
           </w:tcPr>
           <w:p>
             <w:r>
-              <w:rPr>
-                <w:rFonts w:ascii="Calibri" w:cs="Calibri" w:eastAsia="Calibri" w:hAnsi="Calibri"/>
-                <w:sz w:val="20"/>
-                <w:szCs w:val="20"/>
-              </w:rPr>
-              <w:t xml:space="preserve">Verify install status</w:t>
+              <w:t>Uninstalled May 9</w:t>
             </w:r>
           </w:p>
         </w:tc>
@@ -3403,12 +4022,7 @@
           </w:tcPr>
           <w:p>
             <w:r>
-              <w:rPr>
-                <w:rFonts w:ascii="Calibri" w:cs="Calibri" w:eastAsia="Calibri" w:hAnsi="Calibri"/>
-                <w:sz w:val="20"/>
-                <w:szCs w:val="20"/>
-              </w:rPr>
-              <w:t xml:space="preserve">Web team checks Apps. If uninstalled, remove ~54 KB / 178 lines of theme code (issue ijh).</w:t>
+              <w:t>Done. Dead theme code removed (bd ijh).</w:t>
             </w:r>
           </w:p>
         </w:tc>
@@ -3491,12 +4105,7 @@
           </w:tcPr>
           <w:p>
             <w:r>
-              <w:rPr>
-                <w:rFonts w:ascii="Calibri" w:cs="Calibri" w:eastAsia="Calibri" w:hAnsi="Calibri"/>
-                <w:sz w:val="20"/>
-                <w:szCs w:val="20"/>
-              </w:rPr>
-              <w:t xml:space="preserve">Verify install status</w:t>
+              <w:t>Uninstalled May 9</w:t>
             </w:r>
           </w:p>
         </w:tc>
@@ -3519,12 +4128,7 @@
           </w:tcPr>
           <w:p>
             <w:r>
-              <w:rPr>
-                <w:rFonts w:ascii="Calibri" w:cs="Calibri" w:eastAsia="Calibri" w:hAnsi="Calibri"/>
-                <w:sz w:val="20"/>
-                <w:szCs w:val="20"/>
-              </w:rPr>
-              <w:t xml:space="preserve">Web team checks Apps. Remove related theme snippets if uninstalled (issue ijh).</w:t>
+              <w:t>Done. Dead theme code removed (bd ijh).</w:t>
             </w:r>
           </w:p>
         </w:tc>
@@ -3604,12 +4208,7 @@
           </w:tcPr>
           <w:p>
             <w:r>
-              <w:rPr>
-                <w:rFonts w:ascii="Calibri" w:cs="Calibri" w:eastAsia="Calibri" w:hAnsi="Calibri"/>
-                <w:sz w:val="20"/>
-                <w:szCs w:val="20"/>
-              </w:rPr>
-              <w:t xml:space="preserve">Verify install status</w:t>
+              <w:t>Uninstalled May 9</w:t>
             </w:r>
           </w:p>
         </w:tc>
@@ -3631,12 +4230,7 @@
           </w:tcPr>
           <w:p>
             <w:r>
-              <w:rPr>
-                <w:rFonts w:ascii="Calibri" w:cs="Calibri" w:eastAsia="Calibri" w:hAnsi="Calibri"/>
-                <w:sz w:val="20"/>
-                <w:szCs w:val="20"/>
-              </w:rPr>
-              <w:t xml:space="preserve">Web team checks Apps. Remove related theme snippet if uninstalled (issue ijh).</w:t>
+              <w:t>Done. Dead theme code removed (bd ijh).</w:t>
             </w:r>
           </w:p>
         </w:tc>
@@ -3719,12 +4313,7 @@
           </w:tcPr>
           <w:p>
             <w:r>
-              <w:rPr>
-                <w:rFonts w:ascii="Calibri" w:cs="Calibri" w:eastAsia="Calibri" w:hAnsi="Calibri"/>
-                <w:sz w:val="20"/>
-                <w:szCs w:val="20"/>
-              </w:rPr>
-              <w:t xml:space="preserve">Founder decision</w:t>
+              <w:t>Founder decision pending [bjk]</w:t>
             </w:r>
           </w:p>
         </w:tc>
@@ -3747,12 +4336,7 @@
           </w:tcPr>
           <w:p>
             <w:r>
-              <w:rPr>
-                <w:rFonts w:ascii="Calibri" w:cs="Calibri" w:eastAsia="Calibri" w:hAnsi="Calibri"/>
-                <w:sz w:val="20"/>
-                <w:szCs w:val="20"/>
-              </w:rPr>
-              <w:t xml:space="preserve">JS already gated; zero perf cost on guest pageloads. Decide whether to keep app overall (Decision 4, issue bjk).</w:t>
+              <w:t>JS gated to pro logins only; zero perf cost on guest pageloads. Lock + Solution + LTAP variants of BSS uninstalled May 13 (49 dead snippets removed, bd dyp + gj0).</w:t>
             </w:r>
           </w:p>
         </w:tc>
